--- a/Practical-6/Practical-6 (WDF).docx
+++ b/Practical-6/Practical-6 (WDF).docx
@@ -240,21 +240,33 @@
         </w:numPr>
       </w:pPr>
       <w:r>
-        <w:t xml:space="preserve">Fetching: The fetch() API is used to request data from an external JSON file such as </w:t>
+        <w:t xml:space="preserve">Fetching: The </w:t>
+      </w:r>
+      <w:proofErr w:type="gramStart"/>
+      <w:r>
+        <w:t>fetch(</w:t>
+      </w:r>
+      <w:proofErr w:type="gramEnd"/>
+      <w:r>
+        <w:t xml:space="preserve">) API is used to request data from an external JSON file such as </w:t>
       </w:r>
       <w:proofErr w:type="spellStart"/>
+      <w:proofErr w:type="gramStart"/>
       <w:r>
         <w:t>events.json</w:t>
       </w:r>
       <w:proofErr w:type="spellEnd"/>
+      <w:proofErr w:type="gramEnd"/>
       <w:r>
         <w:t xml:space="preserve"> or </w:t>
       </w:r>
       <w:proofErr w:type="spellStart"/>
+      <w:proofErr w:type="gramStart"/>
       <w:r>
         <w:t>students.json</w:t>
       </w:r>
       <w:proofErr w:type="spellEnd"/>
+      <w:proofErr w:type="gramEnd"/>
       <w:r>
         <w:t xml:space="preserve">. </w:t>
       </w:r>
@@ -267,13 +279,18 @@
         </w:numPr>
       </w:pPr>
       <w:r>
-        <w:t>Parsing: The response is converted into JavaScript data using the .</w:t>
+        <w:t xml:space="preserve">Parsing: The response is converted into JavaScript data using </w:t>
+      </w:r>
+      <w:proofErr w:type="gramStart"/>
+      <w:r>
+        <w:t>the .</w:t>
       </w:r>
       <w:proofErr w:type="spellStart"/>
       <w:r>
         <w:t>json</w:t>
       </w:r>
       <w:proofErr w:type="spellEnd"/>
+      <w:proofErr w:type="gramEnd"/>
       <w:r>
         <w:t xml:space="preserve">() method. </w:t>
       </w:r>
@@ -305,13 +322,26 @@
     </w:p>
     <w:p>
       <w:r>
-        <w:t>JSON file → fetch() → .</w:t>
+        <w:t xml:space="preserve">JSON file → </w:t>
+      </w:r>
+      <w:proofErr w:type="gramStart"/>
+      <w:r>
+        <w:t>fetch(</w:t>
+      </w:r>
+      <w:proofErr w:type="gramEnd"/>
+      <w:r>
+        <w:t xml:space="preserve">) </w:t>
+      </w:r>
+      <w:proofErr w:type="gramStart"/>
+      <w:r>
+        <w:t>→ .</w:t>
       </w:r>
       <w:proofErr w:type="spellStart"/>
       <w:r>
         <w:t>json</w:t>
       </w:r>
       <w:proofErr w:type="spellEnd"/>
+      <w:proofErr w:type="gramEnd"/>
       <w:r>
         <w:t>() → JavaScript array → Search/Filter/Sort → HTML rendering</w:t>
       </w:r>
@@ -366,9 +396,66 @@
         <w:rPr>
           <w:bCs/>
         </w:rPr>
-        <w:t xml:space="preserve">The filter() method is used to select records according to a particular condition, while find() can be used to search for a specific record. The sort() method is used to arrange records in ascending or descending order. The slice() method is useful for implementing pagination by selecting a specific range of records. The </w:t>
+        <w:t xml:space="preserve">The </w:t>
+      </w:r>
+      <w:proofErr w:type="gramStart"/>
+      <w:r>
+        <w:rPr>
+          <w:bCs/>
+        </w:rPr>
+        <w:t>filter(</w:t>
+      </w:r>
+      <w:proofErr w:type="gramEnd"/>
+      <w:r>
+        <w:rPr>
+          <w:bCs/>
+        </w:rPr>
+        <w:t xml:space="preserve">) method is used to select records according to a particular condition, while </w:t>
+      </w:r>
+      <w:proofErr w:type="gramStart"/>
+      <w:r>
+        <w:rPr>
+          <w:bCs/>
+        </w:rPr>
+        <w:t>find(</w:t>
+      </w:r>
+      <w:proofErr w:type="gramEnd"/>
+      <w:r>
+        <w:rPr>
+          <w:bCs/>
+        </w:rPr>
+        <w:t xml:space="preserve">) can be used to search for a specific record. The </w:t>
+      </w:r>
+      <w:proofErr w:type="gramStart"/>
+      <w:r>
+        <w:rPr>
+          <w:bCs/>
+        </w:rPr>
+        <w:t>sort(</w:t>
+      </w:r>
+      <w:proofErr w:type="gramEnd"/>
+      <w:r>
+        <w:rPr>
+          <w:bCs/>
+        </w:rPr>
+        <w:t xml:space="preserve">) method is used to arrange records in ascending or descending order. The </w:t>
+      </w:r>
+      <w:proofErr w:type="gramStart"/>
+      <w:r>
+        <w:rPr>
+          <w:bCs/>
+        </w:rPr>
+        <w:t>slice(</w:t>
+      </w:r>
+      <w:proofErr w:type="gramEnd"/>
+      <w:r>
+        <w:rPr>
+          <w:bCs/>
+        </w:rPr>
+        <w:t xml:space="preserve">) method is useful for implementing pagination by selecting a specific range of records. The </w:t>
       </w:r>
       <w:proofErr w:type="spellStart"/>
+      <w:proofErr w:type="gramStart"/>
       <w:r>
         <w:rPr>
           <w:bCs/>
@@ -380,7 +467,14 @@
         <w:rPr>
           <w:bCs/>
         </w:rPr>
-        <w:t>() method is used to iterate through the records and display them dynamically on the webpage.</w:t>
+        <w:t>(</w:t>
+      </w:r>
+      <w:proofErr w:type="gramEnd"/>
+      <w:r>
+        <w:rPr>
+          <w:bCs/>
+        </w:rPr>
+        <w:t>) method is used to iterate through the records and display them dynamically on the webpage.</w:t>
       </w:r>
     </w:p>
     <w:p>
@@ -448,7 +542,21 @@
         <w:rPr>
           <w:bCs/>
         </w:rPr>
-        <w:t>A loading message is displayed while the JSON data is being fetched from the external file. After the data is successfully loaded, the loading message is replaced with the actual records. Errors are handled using .catch() or try-catch, which displays an appropriate error message if the JSON file cannot be loaded, the file path is incorrect, or some other fetching or parsing error occurs. This improves the reliability and user experience of the web application.</w:t>
+        <w:t xml:space="preserve">A loading message is displayed while the JSON data is being fetched from the external file. After the data is successfully loaded, the loading message is replaced with the actual records. Errors are handled </w:t>
+      </w:r>
+      <w:proofErr w:type="gramStart"/>
+      <w:r>
+        <w:rPr>
+          <w:bCs/>
+        </w:rPr>
+        <w:t>using .catch</w:t>
+      </w:r>
+      <w:proofErr w:type="gramEnd"/>
+      <w:r>
+        <w:rPr>
+          <w:bCs/>
+        </w:rPr>
+        <w:t>() or try-catch, which displays an appropriate error message if the JSON file cannot be loaded, the file path is incorrect, or some other fetching or parsing error occurs. This improves the reliability and user experience of the web application.</w:t>
       </w:r>
     </w:p>
     <w:p>
@@ -803,60 +911,67 @@
     </w:p>
     <w:p>
       <w:pPr>
-        <w:pStyle w:val="Heading2"/>
-        <w:ind w:left="360"/>
-        <w:rPr>
-          <w:rFonts w:ascii="Times New Roman" w:eastAsia="Times New Roman" w:hAnsi="Times New Roman" w:cstheme="minorBidi"/>
-          <w:bCs/>
-          <w:color w:val="auto"/>
+        <w:pStyle w:val="ListParagraph"/>
+        <w:numPr>
+          <w:ilvl w:val="0"/>
+          <w:numId w:val="1"/>
+        </w:numPr>
+        <w:rPr>
+          <w:bCs/>
+        </w:rPr>
+      </w:pPr>
+      <w:r>
+        <w:rPr>
+          <w:rFonts w:asciiTheme="majorHAnsi" w:eastAsiaTheme="majorEastAsia" w:hAnsiTheme="majorHAnsi" w:cstheme="majorBidi"/>
+          <w:color w:val="2F5496" w:themeColor="accent1" w:themeShade="BF"/>
+          <w:sz w:val="32"/>
+          <w:szCs w:val="32"/>
+        </w:rPr>
+        <w:t>https://github.com/princemerja2/WDF/tree/main/Practical-</w:t>
+      </w:r>
+      <w:r>
+        <w:rPr>
+          <w:rFonts w:asciiTheme="majorHAnsi" w:eastAsiaTheme="majorEastAsia" w:hAnsiTheme="majorHAnsi" w:cstheme="majorBidi"/>
+          <w:color w:val="2F5496" w:themeColor="accent1" w:themeShade="BF"/>
+          <w:sz w:val="32"/>
+          <w:szCs w:val="32"/>
+        </w:rPr>
+        <w:t>6</w:t>
+      </w:r>
+    </w:p>
+    <w:p>
+      <w:pPr>
+        <w:rPr>
+          <w:bCs/>
+        </w:rPr>
+      </w:pPr>
+    </w:p>
+    <w:p>
+      <w:pPr>
+        <w:spacing w:after="0" w:line="240" w:lineRule="auto"/>
+        <w:rPr>
+          <w:rFonts w:hAnsi="Symbol"/>
+          <w:bCs/>
+        </w:rPr>
+      </w:pPr>
+      <w:proofErr w:type="spellStart"/>
+      <w:proofErr w:type="gramStart"/>
+      <w:r>
+        <w:rPr>
+          <w:bCs/>
           <w:sz w:val="28"/>
-          <w:szCs w:val="22"/>
-        </w:rPr>
-      </w:pPr>
-      <w:hyperlink r:id="rId9" w:history="1">
-        <w:r>
-          <w:rPr>
-            <w:rStyle w:val="Hyperlink"/>
-            <w:rFonts w:ascii="Times New Roman" w:eastAsia="Times New Roman" w:hAnsi="Times New Roman" w:cstheme="minorBidi"/>
-            <w:bCs/>
-            <w:sz w:val="28"/>
-            <w:szCs w:val="22"/>
-          </w:rPr>
-          <w:t>https://github.com/shiloni28/WDF.git</w:t>
-        </w:r>
-      </w:hyperlink>
-    </w:p>
-    <w:p>
-      <w:pPr>
-        <w:rPr>
-          <w:bCs/>
-        </w:rPr>
-      </w:pPr>
-    </w:p>
-    <w:p>
-      <w:pPr>
-        <w:spacing w:after="0" w:line="240" w:lineRule="auto"/>
-        <w:rPr>
-          <w:rFonts w:hAnsi="Symbol"/>
-          <w:bCs/>
-        </w:rPr>
-      </w:pPr>
-      <w:proofErr w:type="spellStart"/>
+        </w:rPr>
+        <w:t>E.</w:t>
+      </w:r>
       <w:r>
         <w:rPr>
           <w:bCs/>
           <w:sz w:val="28"/>
         </w:rPr>
-        <w:t>E.</w:t>
-      </w:r>
-      <w:r>
-        <w:rPr>
-          <w:bCs/>
-          <w:sz w:val="28"/>
-        </w:rPr>
         <w:t>Challenges</w:t>
       </w:r>
       <w:proofErr w:type="spellEnd"/>
+      <w:proofErr w:type="gramEnd"/>
       <w:r>
         <w:rPr>
           <w:bCs/>
@@ -957,7 +1072,7 @@
                     <pic:cNvPicPr/>
                   </pic:nvPicPr>
                   <pic:blipFill>
-                    <a:blip r:embed="rId10">
+                    <a:blip r:embed="rId9">
                       <a:extLst>
                         <a:ext uri="{28A0092B-C50C-407E-A947-70E740481C1C}">
                           <a14:useLocalDpi xmlns:a14="http://schemas.microsoft.com/office/drawing/2010/main" val="0"/>
@@ -1100,6 +1215,7 @@
         </w:rPr>
       </w:pPr>
       <w:proofErr w:type="spellStart"/>
+      <w:proofErr w:type="gramStart"/>
       <w:r>
         <w:rPr>
           <w:rFonts w:ascii="Times New Roman" w:eastAsia="Times New Roman" w:hAnsi="Times New Roman" w:cstheme="minorBidi"/>
@@ -1111,6 +1227,7 @@
         <w:t>F.Learning</w:t>
       </w:r>
       <w:proofErr w:type="spellEnd"/>
+      <w:proofErr w:type="gramEnd"/>
       <w:r>
         <w:rPr>
           <w:rFonts w:ascii="Times New Roman" w:eastAsia="Times New Roman" w:hAnsi="Times New Roman" w:cstheme="minorBidi"/>
@@ -1141,10 +1258,7 @@
         </w:numPr>
       </w:pPr>
       <w:r>
-        <w:t>Understanding how to use the Fetch API to retrieve data from an external JSON file</w:t>
-      </w:r>
-      <w:r>
-        <w:t>.</w:t>
+        <w:t>Understanding how to use the Fetch API to retrieve data from an external JSON file.</w:t>
       </w:r>
     </w:p>
     <w:p>
@@ -1183,6 +1297,7 @@
         </w:numPr>
       </w:pPr>
       <w:r>
+        <w:lastRenderedPageBreak/>
         <w:t>learned how to perform case-insensitive searching in a dataset.</w:t>
       </w:r>
     </w:p>
@@ -1195,11 +1310,7 @@
         </w:numPr>
       </w:pPr>
       <w:r>
-        <w:lastRenderedPageBreak/>
-        <w:t>L</w:t>
-      </w:r>
-      <w:r>
-        <w:t>earned how to test a web application using different inputs and edge cases.</w:t>
+        <w:t>Learned how to test a web application using different inputs and edge cases.</w:t>
       </w:r>
     </w:p>
     <w:p/>
@@ -1245,8 +1356,8 @@
       </w:r>
     </w:p>
     <w:sectPr>
-      <w:headerReference w:type="default" r:id="rId11"/>
-      <w:footerReference w:type="default" r:id="rId12"/>
+      <w:headerReference w:type="default" r:id="rId10"/>
+      <w:footerReference w:type="default" r:id="rId11"/>
       <w:pgSz w:w="12240" w:h="15840"/>
       <w:pgMar w:top="1440" w:right="1440" w:bottom="1440" w:left="1440" w:header="720" w:footer="720" w:gutter="0"/>
       <w:cols w:space="720"/>
@@ -1289,7 +1400,13 @@
       <w:jc w:val="right"/>
     </w:pPr>
     <w:r>
-      <w:t xml:space="preserve">25DCE047                                                                                                                                        </w:t>
+      <w:t>25DCE0</w:t>
+    </w:r>
+    <w:r>
+      <w:t>5</w:t>
+    </w:r>
+    <w:r>
+      <w:t xml:space="preserve">7                                                                                                                                        </w:t>
     </w:r>
     <w:sdt>
       <w:sdtPr>
@@ -3644,6 +3761,7 @@
   <w:style w:type="character" w:default="1" w:styleId="DefaultParagraphFont">
     <w:name w:val="Default Paragraph Font"/>
     <w:uiPriority w:val="1"/>
+    <w:semiHidden/>
     <w:unhideWhenUsed/>
   </w:style>
   <w:style w:type="table" w:default="1" w:styleId="TableNormal">
